--- a/team_cards/table_signs.docx
+++ b/team_cards/table_signs.docx
@@ -2,197 +2,576 @@
 <file path=word/document.xml><?xml version="1.0" encoding="utf-8"?>
 <w:document xmlns:wpc="http://schemas.microsoft.com/office/word/2010/wordprocessingCanvas" xmlns:mo="http://schemas.microsoft.com/office/mac/office/2008/main" xmlns:mc="http://schemas.openxmlformats.org/markup-compatibility/2006" xmlns:mv="urn:schemas-microsoft-com:mac:vml" xmlns:o="urn:schemas-microsoft-com:office:office" xmlns:r="http://schemas.openxmlformats.org/officeDocument/2006/relationships" xmlns:m="http://schemas.openxmlformats.org/officeDocument/2006/math" xmlns:v="urn:schemas-microsoft-com:vml" xmlns:wp14="http://schemas.microsoft.com/office/word/2010/wordprocessingDrawing" xmlns:wp="http://schemas.openxmlformats.org/drawingml/2006/wordprocessingDrawing" xmlns:w10="urn:schemas-microsoft-com:office:word" xmlns:w="http://schemas.openxmlformats.org/wordprocessingml/2006/main" xmlns:w14="http://schemas.microsoft.com/office/word/2010/wordml" xmlns:wpg="http://schemas.microsoft.com/office/word/2010/wordprocessingGroup" xmlns:wpi="http://schemas.microsoft.com/office/word/2010/wordprocessingInk" xmlns:wne="http://schemas.microsoft.com/office/word/2006/wordml" xmlns:wps="http://schemas.microsoft.com/office/word/2010/wordprocessingShape" mc:Ignorable="w14 wp14">
   <w:body>
-    <w:p>
-      <w:pPr>
+    <w:tbl>
+      <w:tblPr>
+        <w:tblW w:type="auto" w:w="0"/>
         <w:jc w:val="center"/>
-      </w:pPr>
-      <w:r>
-        <w:rPr>
-          <w:rFonts w:ascii="Calibri" w:hAnsi="Calibri" w:cs="Calibri" w:eastAsia="Calibri"/>
-          <w:b/>
-          <w:color w:val="000000"/>
-          <w:sz w:val="300"/>
-        </w:rPr>
-        <w:t>Asveja</w:t>
-      </w:r>
-    </w:p>
+        <w:tblLayout w:type="fixed"/>
+        <w:tblLook w:firstColumn="1" w:firstRow="1" w:lastColumn="0" w:lastRow="0" w:noHBand="0" w:noVBand="1" w:val="04A0"/>
+      </w:tblPr>
+      <w:tblGrid>
+        <w:gridCol w:w="15704"/>
+      </w:tblGrid>
+      <w:tr>
+        <w:trPr>
+          <w:trHeight w:val="5272"/>
+          <w:trHeight w:val="3348000" w:hRule="exact"/>
+        </w:trPr>
+        <w:tc>
+          <w:tcPr>
+            <w:tcW w:type="dxa" w:w="15591"/>
+            <w:tcBorders>
+              <w:bottom w:val="dashed" w:sz="12" w:space="0" w:color="888888"/>
+            </w:tcBorders>
+          </w:tcPr>
+          <w:p/>
+        </w:tc>
+      </w:tr>
+      <w:tr>
+        <w:trPr>
+          <w:trHeight w:val="5272"/>
+          <w:trHeight w:val="3348000" w:hRule="exact"/>
+        </w:trPr>
+        <w:tc>
+          <w:tcPr>
+            <w:tcW w:type="dxa" w:w="15591"/>
+            <w:vAlign w:val="center"/>
+          </w:tcPr>
+          <w:p>
+            <w:pPr>
+              <w:jc w:val="center"/>
+            </w:pPr>
+            <w:r>
+              <w:rPr>
+                <w:rFonts w:ascii="Calibri" w:hAnsi="Calibri" w:cs="Calibri" w:eastAsia="Calibri"/>
+                <w:b/>
+                <w:color w:val="000000"/>
+                <w:sz w:val="300"/>
+              </w:rPr>
+              <w:t>Asveja</w:t>
+            </w:r>
+          </w:p>
+        </w:tc>
+      </w:tr>
+    </w:tbl>
     <w:p>
       <w:r>
         <w:br w:type="page"/>
       </w:r>
     </w:p>
-    <w:p>
-      <w:pPr>
+    <w:tbl>
+      <w:tblPr>
+        <w:tblW w:type="auto" w:w="0"/>
         <w:jc w:val="center"/>
-      </w:pPr>
-      <w:r>
-        <w:rPr>
-          <w:rFonts w:ascii="Calibri" w:hAnsi="Calibri" w:cs="Calibri" w:eastAsia="Calibri"/>
-          <w:b/>
-          <w:color w:val="000000"/>
-          <w:sz w:val="230"/>
-        </w:rPr>
-        <w:t>Tauragnas</w:t>
-      </w:r>
-    </w:p>
+        <w:tblLayout w:type="fixed"/>
+        <w:tblLook w:firstColumn="1" w:firstRow="1" w:lastColumn="0" w:lastRow="0" w:noHBand="0" w:noVBand="1" w:val="04A0"/>
+      </w:tblPr>
+      <w:tblGrid>
+        <w:gridCol w:w="15704"/>
+      </w:tblGrid>
+      <w:tr>
+        <w:trPr>
+          <w:trHeight w:val="5272"/>
+          <w:trHeight w:val="3348000" w:hRule="exact"/>
+        </w:trPr>
+        <w:tc>
+          <w:tcPr>
+            <w:tcW w:type="dxa" w:w="15591"/>
+            <w:tcBorders>
+              <w:bottom w:val="dashed" w:sz="12" w:space="0" w:color="888888"/>
+            </w:tcBorders>
+          </w:tcPr>
+          <w:p/>
+        </w:tc>
+      </w:tr>
+      <w:tr>
+        <w:trPr>
+          <w:trHeight w:val="5272"/>
+          <w:trHeight w:val="3348000" w:hRule="exact"/>
+        </w:trPr>
+        <w:tc>
+          <w:tcPr>
+            <w:tcW w:type="dxa" w:w="15591"/>
+            <w:vAlign w:val="center"/>
+          </w:tcPr>
+          <w:p>
+            <w:pPr>
+              <w:jc w:val="center"/>
+            </w:pPr>
+            <w:r>
+              <w:rPr>
+                <w:rFonts w:ascii="Calibri" w:hAnsi="Calibri" w:cs="Calibri" w:eastAsia="Calibri"/>
+                <w:b/>
+                <w:color w:val="000000"/>
+                <w:sz w:val="230"/>
+              </w:rPr>
+              <w:t>Tauragnas</w:t>
+            </w:r>
+          </w:p>
+        </w:tc>
+      </w:tr>
+    </w:tbl>
     <w:p>
       <w:r>
         <w:br w:type="page"/>
       </w:r>
     </w:p>
-    <w:p>
-      <w:pPr>
+    <w:tbl>
+      <w:tblPr>
+        <w:tblW w:type="auto" w:w="0"/>
         <w:jc w:val="center"/>
-      </w:pPr>
-      <w:r>
-        <w:rPr>
-          <w:rFonts w:ascii="Calibri" w:hAnsi="Calibri" w:cs="Calibri" w:eastAsia="Calibri"/>
-          <w:b/>
-          <w:color w:val="000000"/>
-          <w:sz w:val="300"/>
-        </w:rPr>
-        <w:t>Dusia</w:t>
-      </w:r>
-    </w:p>
+        <w:tblLayout w:type="fixed"/>
+        <w:tblLook w:firstColumn="1" w:firstRow="1" w:lastColumn="0" w:lastRow="0" w:noHBand="0" w:noVBand="1" w:val="04A0"/>
+      </w:tblPr>
+      <w:tblGrid>
+        <w:gridCol w:w="15704"/>
+      </w:tblGrid>
+      <w:tr>
+        <w:trPr>
+          <w:trHeight w:val="5272"/>
+          <w:trHeight w:val="3348000" w:hRule="exact"/>
+        </w:trPr>
+        <w:tc>
+          <w:tcPr>
+            <w:tcW w:type="dxa" w:w="15591"/>
+            <w:tcBorders>
+              <w:bottom w:val="dashed" w:sz="12" w:space="0" w:color="888888"/>
+            </w:tcBorders>
+          </w:tcPr>
+          <w:p/>
+        </w:tc>
+      </w:tr>
+      <w:tr>
+        <w:trPr>
+          <w:trHeight w:val="5272"/>
+          <w:trHeight w:val="3348000" w:hRule="exact"/>
+        </w:trPr>
+        <w:tc>
+          <w:tcPr>
+            <w:tcW w:type="dxa" w:w="15591"/>
+            <w:vAlign w:val="center"/>
+          </w:tcPr>
+          <w:p>
+            <w:pPr>
+              <w:jc w:val="center"/>
+            </w:pPr>
+            <w:r>
+              <w:rPr>
+                <w:rFonts w:ascii="Calibri" w:hAnsi="Calibri" w:cs="Calibri" w:eastAsia="Calibri"/>
+                <w:b/>
+                <w:color w:val="000000"/>
+                <w:sz w:val="300"/>
+              </w:rPr>
+              <w:t>Dusia</w:t>
+            </w:r>
+          </w:p>
+        </w:tc>
+      </w:tr>
+    </w:tbl>
     <w:p>
       <w:r>
         <w:br w:type="page"/>
       </w:r>
     </w:p>
-    <w:p>
-      <w:pPr>
+    <w:tbl>
+      <w:tblPr>
+        <w:tblW w:type="auto" w:w="0"/>
         <w:jc w:val="center"/>
-      </w:pPr>
-      <w:r>
-        <w:rPr>
-          <w:rFonts w:ascii="Calibri" w:hAnsi="Calibri" w:cs="Calibri" w:eastAsia="Calibri"/>
-          <w:b/>
-          <w:color w:val="000000"/>
-          <w:sz w:val="300"/>
-        </w:rPr>
-        <w:t>Sartai</w:t>
-      </w:r>
-    </w:p>
+        <w:tblLayout w:type="fixed"/>
+        <w:tblLook w:firstColumn="1" w:firstRow="1" w:lastColumn="0" w:lastRow="0" w:noHBand="0" w:noVBand="1" w:val="04A0"/>
+      </w:tblPr>
+      <w:tblGrid>
+        <w:gridCol w:w="15704"/>
+      </w:tblGrid>
+      <w:tr>
+        <w:trPr>
+          <w:trHeight w:val="5272"/>
+          <w:trHeight w:val="3348000" w:hRule="exact"/>
+        </w:trPr>
+        <w:tc>
+          <w:tcPr>
+            <w:tcW w:type="dxa" w:w="15591"/>
+            <w:tcBorders>
+              <w:bottom w:val="dashed" w:sz="12" w:space="0" w:color="888888"/>
+            </w:tcBorders>
+          </w:tcPr>
+          <w:p/>
+        </w:tc>
+      </w:tr>
+      <w:tr>
+        <w:trPr>
+          <w:trHeight w:val="5272"/>
+          <w:trHeight w:val="3348000" w:hRule="exact"/>
+        </w:trPr>
+        <w:tc>
+          <w:tcPr>
+            <w:tcW w:type="dxa" w:w="15591"/>
+            <w:vAlign w:val="center"/>
+          </w:tcPr>
+          <w:p>
+            <w:pPr>
+              <w:jc w:val="center"/>
+            </w:pPr>
+            <w:r>
+              <w:rPr>
+                <w:rFonts w:ascii="Calibri" w:hAnsi="Calibri" w:cs="Calibri" w:eastAsia="Calibri"/>
+                <w:b/>
+                <w:color w:val="000000"/>
+                <w:sz w:val="300"/>
+              </w:rPr>
+              <w:t>Sartai</w:t>
+            </w:r>
+          </w:p>
+        </w:tc>
+      </w:tr>
+    </w:tbl>
     <w:p>
       <w:r>
         <w:br w:type="page"/>
       </w:r>
     </w:p>
-    <w:p>
-      <w:pPr>
+    <w:tbl>
+      <w:tblPr>
+        <w:tblW w:type="auto" w:w="0"/>
         <w:jc w:val="center"/>
-      </w:pPr>
-      <w:r>
-        <w:rPr>
-          <w:rFonts w:ascii="Calibri" w:hAnsi="Calibri" w:cs="Calibri" w:eastAsia="Calibri"/>
-          <w:b/>
-          <w:color w:val="000000"/>
-          <w:sz w:val="240"/>
-        </w:rPr>
-        <w:t>Plateliai</w:t>
-      </w:r>
-    </w:p>
+        <w:tblLayout w:type="fixed"/>
+        <w:tblLook w:firstColumn="1" w:firstRow="1" w:lastColumn="0" w:lastRow="0" w:noHBand="0" w:noVBand="1" w:val="04A0"/>
+      </w:tblPr>
+      <w:tblGrid>
+        <w:gridCol w:w="15704"/>
+      </w:tblGrid>
+      <w:tr>
+        <w:trPr>
+          <w:trHeight w:val="5272"/>
+          <w:trHeight w:val="3348000" w:hRule="exact"/>
+        </w:trPr>
+        <w:tc>
+          <w:tcPr>
+            <w:tcW w:type="dxa" w:w="15591"/>
+            <w:tcBorders>
+              <w:bottom w:val="dashed" w:sz="12" w:space="0" w:color="888888"/>
+            </w:tcBorders>
+          </w:tcPr>
+          <w:p/>
+        </w:tc>
+      </w:tr>
+      <w:tr>
+        <w:trPr>
+          <w:trHeight w:val="5272"/>
+          <w:trHeight w:val="3348000" w:hRule="exact"/>
+        </w:trPr>
+        <w:tc>
+          <w:tcPr>
+            <w:tcW w:type="dxa" w:w="15591"/>
+            <w:vAlign w:val="center"/>
+          </w:tcPr>
+          <w:p>
+            <w:pPr>
+              <w:jc w:val="center"/>
+            </w:pPr>
+            <w:r>
+              <w:rPr>
+                <w:rFonts w:ascii="Calibri" w:hAnsi="Calibri" w:cs="Calibri" w:eastAsia="Calibri"/>
+                <w:b/>
+                <w:color w:val="000000"/>
+                <w:sz w:val="240"/>
+              </w:rPr>
+              <w:t>Plateliai</w:t>
+            </w:r>
+          </w:p>
+        </w:tc>
+      </w:tr>
+    </w:tbl>
     <w:p>
       <w:r>
         <w:br w:type="page"/>
       </w:r>
     </w:p>
-    <w:p>
-      <w:pPr>
+    <w:tbl>
+      <w:tblPr>
+        <w:tblW w:type="auto" w:w="0"/>
         <w:jc w:val="center"/>
-      </w:pPr>
-      <w:r>
-        <w:rPr>
-          <w:rFonts w:ascii="Calibri" w:hAnsi="Calibri" w:cs="Calibri" w:eastAsia="Calibri"/>
-          <w:b/>
-          <w:color w:val="000000"/>
-          <w:sz w:val="300"/>
-        </w:rPr>
-        <w:t>Neris</w:t>
-      </w:r>
-    </w:p>
+        <w:tblLayout w:type="fixed"/>
+        <w:tblLook w:firstColumn="1" w:firstRow="1" w:lastColumn="0" w:lastRow="0" w:noHBand="0" w:noVBand="1" w:val="04A0"/>
+      </w:tblPr>
+      <w:tblGrid>
+        <w:gridCol w:w="15704"/>
+      </w:tblGrid>
+      <w:tr>
+        <w:trPr>
+          <w:trHeight w:val="5272"/>
+          <w:trHeight w:val="3348000" w:hRule="exact"/>
+        </w:trPr>
+        <w:tc>
+          <w:tcPr>
+            <w:tcW w:type="dxa" w:w="15591"/>
+            <w:tcBorders>
+              <w:bottom w:val="dashed" w:sz="12" w:space="0" w:color="888888"/>
+            </w:tcBorders>
+          </w:tcPr>
+          <w:p/>
+        </w:tc>
+      </w:tr>
+      <w:tr>
+        <w:trPr>
+          <w:trHeight w:val="5272"/>
+          <w:trHeight w:val="3348000" w:hRule="exact"/>
+        </w:trPr>
+        <w:tc>
+          <w:tcPr>
+            <w:tcW w:type="dxa" w:w="15591"/>
+            <w:vAlign w:val="center"/>
+          </w:tcPr>
+          <w:p>
+            <w:pPr>
+              <w:jc w:val="center"/>
+            </w:pPr>
+            <w:r>
+              <w:rPr>
+                <w:rFonts w:ascii="Calibri" w:hAnsi="Calibri" w:cs="Calibri" w:eastAsia="Calibri"/>
+                <w:b/>
+                <w:color w:val="000000"/>
+                <w:sz w:val="300"/>
+              </w:rPr>
+              <w:t>Neris</w:t>
+            </w:r>
+          </w:p>
+        </w:tc>
+      </w:tr>
+    </w:tbl>
     <w:p>
       <w:r>
         <w:br w:type="page"/>
       </w:r>
     </w:p>
-    <w:p>
-      <w:pPr>
+    <w:tbl>
+      <w:tblPr>
+        <w:tblW w:type="auto" w:w="0"/>
         <w:jc w:val="center"/>
-      </w:pPr>
-      <w:r>
-        <w:rPr>
-          <w:rFonts w:ascii="Calibri" w:hAnsi="Calibri" w:cs="Calibri" w:eastAsia="Calibri"/>
-          <w:b/>
-          <w:color w:val="000000"/>
-          <w:sz w:val="240"/>
-        </w:rPr>
-        <w:t>Nemunas</w:t>
-      </w:r>
-    </w:p>
+        <w:tblLayout w:type="fixed"/>
+        <w:tblLook w:firstColumn="1" w:firstRow="1" w:lastColumn="0" w:lastRow="0" w:noHBand="0" w:noVBand="1" w:val="04A0"/>
+      </w:tblPr>
+      <w:tblGrid>
+        <w:gridCol w:w="15704"/>
+      </w:tblGrid>
+      <w:tr>
+        <w:trPr>
+          <w:trHeight w:val="5272"/>
+          <w:trHeight w:val="3348000" w:hRule="exact"/>
+        </w:trPr>
+        <w:tc>
+          <w:tcPr>
+            <w:tcW w:type="dxa" w:w="15591"/>
+            <w:tcBorders>
+              <w:bottom w:val="dashed" w:sz="12" w:space="0" w:color="888888"/>
+            </w:tcBorders>
+          </w:tcPr>
+          <w:p/>
+        </w:tc>
+      </w:tr>
+      <w:tr>
+        <w:trPr>
+          <w:trHeight w:val="5272"/>
+          <w:trHeight w:val="3348000" w:hRule="exact"/>
+        </w:trPr>
+        <w:tc>
+          <w:tcPr>
+            <w:tcW w:type="dxa" w:w="15591"/>
+            <w:vAlign w:val="center"/>
+          </w:tcPr>
+          <w:p>
+            <w:pPr>
+              <w:jc w:val="center"/>
+            </w:pPr>
+            <w:r>
+              <w:rPr>
+                <w:rFonts w:ascii="Calibri" w:hAnsi="Calibri" w:cs="Calibri" w:eastAsia="Calibri"/>
+                <w:b/>
+                <w:color w:val="000000"/>
+                <w:sz w:val="240"/>
+              </w:rPr>
+              <w:t>Nemunas</w:t>
+            </w:r>
+          </w:p>
+        </w:tc>
+      </w:tr>
+    </w:tbl>
     <w:p>
       <w:r>
         <w:br w:type="page"/>
       </w:r>
     </w:p>
-    <w:p>
-      <w:pPr>
+    <w:tbl>
+      <w:tblPr>
+        <w:tblW w:type="auto" w:w="0"/>
         <w:jc w:val="center"/>
-      </w:pPr>
-      <w:r>
-        <w:rPr>
-          <w:rFonts w:ascii="Calibri" w:hAnsi="Calibri" w:cs="Calibri" w:eastAsia="Calibri"/>
-          <w:b/>
-          <w:color w:val="000000"/>
-          <w:sz w:val="300"/>
-        </w:rPr>
-        <w:t>Venta</w:t>
-      </w:r>
-    </w:p>
+        <w:tblLayout w:type="fixed"/>
+        <w:tblLook w:firstColumn="1" w:firstRow="1" w:lastColumn="0" w:lastRow="0" w:noHBand="0" w:noVBand="1" w:val="04A0"/>
+      </w:tblPr>
+      <w:tblGrid>
+        <w:gridCol w:w="15704"/>
+      </w:tblGrid>
+      <w:tr>
+        <w:trPr>
+          <w:trHeight w:val="5272"/>
+          <w:trHeight w:val="3348000" w:hRule="exact"/>
+        </w:trPr>
+        <w:tc>
+          <w:tcPr>
+            <w:tcW w:type="dxa" w:w="15591"/>
+            <w:tcBorders>
+              <w:bottom w:val="dashed" w:sz="12" w:space="0" w:color="888888"/>
+            </w:tcBorders>
+          </w:tcPr>
+          <w:p/>
+        </w:tc>
+      </w:tr>
+      <w:tr>
+        <w:trPr>
+          <w:trHeight w:val="5272"/>
+          <w:trHeight w:val="3348000" w:hRule="exact"/>
+        </w:trPr>
+        <w:tc>
+          <w:tcPr>
+            <w:tcW w:type="dxa" w:w="15591"/>
+            <w:vAlign w:val="center"/>
+          </w:tcPr>
+          <w:p>
+            <w:pPr>
+              <w:jc w:val="center"/>
+            </w:pPr>
+            <w:r>
+              <w:rPr>
+                <w:rFonts w:ascii="Calibri" w:hAnsi="Calibri" w:cs="Calibri" w:eastAsia="Calibri"/>
+                <w:b/>
+                <w:color w:val="000000"/>
+                <w:sz w:val="300"/>
+              </w:rPr>
+              <w:t>Venta</w:t>
+            </w:r>
+          </w:p>
+        </w:tc>
+      </w:tr>
+    </w:tbl>
     <w:p>
       <w:r>
         <w:br w:type="page"/>
       </w:r>
     </w:p>
-    <w:p>
-      <w:pPr>
+    <w:tbl>
+      <w:tblPr>
+        <w:tblW w:type="auto" w:w="0"/>
         <w:jc w:val="center"/>
-      </w:pPr>
-      <w:r>
-        <w:rPr>
-          <w:rFonts w:ascii="Calibri" w:hAnsi="Calibri" w:cs="Calibri" w:eastAsia="Calibri"/>
-          <w:b/>
-          <w:color w:val="000000"/>
-          <w:sz w:val="280"/>
-        </w:rPr>
-        <w:t>Merkys</w:t>
-      </w:r>
-    </w:p>
+        <w:tblLayout w:type="fixed"/>
+        <w:tblLook w:firstColumn="1" w:firstRow="1" w:lastColumn="0" w:lastRow="0" w:noHBand="0" w:noVBand="1" w:val="04A0"/>
+      </w:tblPr>
+      <w:tblGrid>
+        <w:gridCol w:w="15704"/>
+      </w:tblGrid>
+      <w:tr>
+        <w:trPr>
+          <w:trHeight w:val="5272"/>
+          <w:trHeight w:val="3348000" w:hRule="exact"/>
+        </w:trPr>
+        <w:tc>
+          <w:tcPr>
+            <w:tcW w:type="dxa" w:w="15591"/>
+            <w:tcBorders>
+              <w:bottom w:val="dashed" w:sz="12" w:space="0" w:color="888888"/>
+            </w:tcBorders>
+          </w:tcPr>
+          <w:p/>
+        </w:tc>
+      </w:tr>
+      <w:tr>
+        <w:trPr>
+          <w:trHeight w:val="5272"/>
+          <w:trHeight w:val="3348000" w:hRule="exact"/>
+        </w:trPr>
+        <w:tc>
+          <w:tcPr>
+            <w:tcW w:type="dxa" w:w="15591"/>
+            <w:vAlign w:val="center"/>
+          </w:tcPr>
+          <w:p>
+            <w:pPr>
+              <w:jc w:val="center"/>
+            </w:pPr>
+            <w:r>
+              <w:rPr>
+                <w:rFonts w:ascii="Calibri" w:hAnsi="Calibri" w:cs="Calibri" w:eastAsia="Calibri"/>
+                <w:b/>
+                <w:color w:val="000000"/>
+                <w:sz w:val="280"/>
+              </w:rPr>
+              <w:t>Merkys</w:t>
+            </w:r>
+          </w:p>
+        </w:tc>
+      </w:tr>
+    </w:tbl>
     <w:p>
       <w:r>
         <w:br w:type="page"/>
       </w:r>
     </w:p>
-    <w:p>
-      <w:pPr>
+    <w:tbl>
+      <w:tblPr>
+        <w:tblW w:type="auto" w:w="0"/>
         <w:jc w:val="center"/>
-      </w:pPr>
-      <w:r>
-        <w:rPr>
-          <w:rFonts w:ascii="Calibri" w:hAnsi="Calibri" w:cs="Calibri" w:eastAsia="Calibri"/>
-          <w:b/>
-          <w:color w:val="000000"/>
-          <w:sz w:val="300"/>
-        </w:rPr>
-        <w:t>Šešupė</w:t>
-      </w:r>
-    </w:p>
+        <w:tblLayout w:type="fixed"/>
+        <w:tblLook w:firstColumn="1" w:firstRow="1" w:lastColumn="0" w:lastRow="0" w:noHBand="0" w:noVBand="1" w:val="04A0"/>
+      </w:tblPr>
+      <w:tblGrid>
+        <w:gridCol w:w="15704"/>
+      </w:tblGrid>
+      <w:tr>
+        <w:trPr>
+          <w:trHeight w:val="5272"/>
+          <w:trHeight w:val="3348000" w:hRule="exact"/>
+        </w:trPr>
+        <w:tc>
+          <w:tcPr>
+            <w:tcW w:type="dxa" w:w="15591"/>
+            <w:tcBorders>
+              <w:bottom w:val="dashed" w:sz="12" w:space="0" w:color="888888"/>
+            </w:tcBorders>
+          </w:tcPr>
+          <w:p/>
+        </w:tc>
+      </w:tr>
+      <w:tr>
+        <w:trPr>
+          <w:trHeight w:val="5272"/>
+          <w:trHeight w:val="3348000" w:hRule="exact"/>
+        </w:trPr>
+        <w:tc>
+          <w:tcPr>
+            <w:tcW w:type="dxa" w:w="15591"/>
+            <w:vAlign w:val="center"/>
+          </w:tcPr>
+          <w:p>
+            <w:pPr>
+              <w:jc w:val="center"/>
+            </w:pPr>
+            <w:r>
+              <w:rPr>
+                <w:rFonts w:ascii="Calibri" w:hAnsi="Calibri" w:cs="Calibri" w:eastAsia="Calibri"/>
+                <w:b/>
+                <w:color w:val="000000"/>
+                <w:sz w:val="300"/>
+              </w:rPr>
+              <w:t>Šešupė</w:t>
+            </w:r>
+          </w:p>
+        </w:tc>
+      </w:tr>
+    </w:tbl>
     <w:sectPr>
       <w:pgSz w:w="16838" w:h="11906" w:orient="landscape"/>
       <w:pgMar w:top="567" w:right="567" w:bottom="567" w:left="567" w:header="720" w:footer="720" w:gutter="0"/>
       <w:cols w:space="720"/>
       <w:docGrid w:linePitch="360"/>
-      <w:vAlign w:val="center"/>
     </w:sectPr>
   </w:body>
 </w:document>
